--- a/.claude/agents/tech-lead.docx
+++ b/.claude/agents/tech-lead.docx
@@ -492,6 +492,527 @@
     </w:p>
     <w:p>
       <w:pPr>
+        <w:spacing w:before="40" w:after="40"/>
+        <w:ind w:left="567"/>
+        <w:pBdr>
+          <w:left w:val="single" w:sz="12" w:space="10" w:color="F05922"/>
+        </w:pBdr>
+      </w:pPr>
+      <w:r>
+        <w:rPr>
+          <w:b/>
+          <w:color w:val="4A3F8C"/>
+        </w:rPr>
+        <w:t>Tip (giảm context window):</w:t>
+      </w:r>
+      <w:r>
+        <w:rPr>
+          <w:color w:val="4A3F8C"/>
+        </w:rPr>
+        <w:t xml:space="preserve"> Dùng </w:t>
+      </w:r>
+      <w:r>
+        <w:rPr>
+          <w:rFonts w:ascii="Courier New" w:hAnsi="Courier New"/>
+          <w:color w:val="F05922"/>
+          <w:sz w:val="18"/>
+        </w:rPr>
+        <w:t>scripts/review-package.sh &lt;BASE&gt; &lt;HEAD&gt;</w:t>
+      </w:r>
+      <w:r>
+        <w:rPr>
+          <w:color w:val="4A3F8C"/>
+        </w:rPr>
+        <w:t xml:space="preserve"> để tạo file diff handoff — reviewer đọc 1 file thay vì paste toàn bộ diff vào prompt. Ví dụ: </w:t>
+      </w:r>
+      <w:r>
+        <w:rPr>
+          <w:rFonts w:ascii="Courier New" w:hAnsi="Courier New"/>
+          <w:color w:val="F05922"/>
+          <w:sz w:val="18"/>
+        </w:rPr>
+        <w:t>FILE=$(scripts/review-package.sh origin/main HEAD)</w:t>
+      </w:r>
+    </w:p>
+    <w:p>
+      <w:pPr>
+        <w:pStyle w:val="Heading2"/>
+        <w:spacing w:before="200" w:after="80"/>
+      </w:pPr>
+      <w:r>
+        <w:rPr>
+          <w:color w:val="F05922"/>
+          <w:sz w:val="28"/>
+        </w:rPr>
+        <w:t>Severity label khi review (BẮT BUỘC gắn nhãn từng comment)</w:t>
+      </w:r>
+    </w:p>
+    <w:tbl>
+      <w:tblPr>
+        <w:tblStyle w:val="TableGrid"/>
+        <w:tblW w:type="auto" w:w="0"/>
+        <w:tblLook w:firstColumn="1" w:firstRow="1" w:lastColumn="0" w:lastRow="0" w:noHBand="0" w:noVBand="1" w:val="04A0"/>
+      </w:tblPr>
+      <w:tblGrid>
+        <w:gridCol w:w="3230"/>
+        <w:gridCol w:w="3230"/>
+        <w:gridCol w:w="3230"/>
+      </w:tblGrid>
+      <w:tr>
+        <w:tc>
+          <w:tcPr>
+            <w:tcW w:type="dxa" w:w="3230"/>
+            <w:shd w:val="clear" w:color="auto" w:fill="251C53"/>
+            <w:tcBorders>
+              <w:top w:val="single" w:sz="4" w:space="0" w:color="251C53"/>
+              <w:left w:val="single" w:sz="4" w:space="0" w:color="251C53"/>
+              <w:bottom w:val="single" w:sz="4" w:space="0" w:color="251C53"/>
+              <w:right w:val="single" w:sz="4" w:space="0" w:color="251C53"/>
+            </w:tcBorders>
+          </w:tcPr>
+          <w:p>
+            <w:r>
+              <w:rPr>
+                <w:b/>
+                <w:color w:val="FFFFFF"/>
+                <w:sz w:val="20"/>
+              </w:rPr>
+              <w:t>Nhãn</w:t>
+            </w:r>
+          </w:p>
+        </w:tc>
+        <w:tc>
+          <w:tcPr>
+            <w:tcW w:type="dxa" w:w="3230"/>
+            <w:shd w:val="clear" w:color="auto" w:fill="251C53"/>
+            <w:tcBorders>
+              <w:top w:val="single" w:sz="4" w:space="0" w:color="251C53"/>
+              <w:left w:val="single" w:sz="4" w:space="0" w:color="251C53"/>
+              <w:bottom w:val="single" w:sz="4" w:space="0" w:color="251C53"/>
+              <w:right w:val="single" w:sz="4" w:space="0" w:color="251C53"/>
+            </w:tcBorders>
+          </w:tcPr>
+          <w:p>
+            <w:r>
+              <w:rPr>
+                <w:b/>
+                <w:color w:val="FFFFFF"/>
+                <w:sz w:val="20"/>
+              </w:rPr>
+              <w:t>Ý nghĩa</w:t>
+            </w:r>
+          </w:p>
+        </w:tc>
+        <w:tc>
+          <w:tcPr>
+            <w:tcW w:type="dxa" w:w="3230"/>
+            <w:shd w:val="clear" w:color="auto" w:fill="251C53"/>
+            <w:tcBorders>
+              <w:top w:val="single" w:sz="4" w:space="0" w:color="251C53"/>
+              <w:left w:val="single" w:sz="4" w:space="0" w:color="251C53"/>
+              <w:bottom w:val="single" w:sz="4" w:space="0" w:color="251C53"/>
+              <w:right w:val="single" w:sz="4" w:space="0" w:color="251C53"/>
+            </w:tcBorders>
+          </w:tcPr>
+          <w:p>
+            <w:r>
+              <w:rPr>
+                <w:b/>
+                <w:color w:val="FFFFFF"/>
+                <w:sz w:val="20"/>
+              </w:rPr>
+              <w:t>Author Action</w:t>
+            </w:r>
+          </w:p>
+        </w:tc>
+      </w:tr>
+      <w:tr>
+        <w:tc>
+          <w:tcPr>
+            <w:tcW w:type="dxa" w:w="3230"/>
+            <w:tcBorders>
+              <w:top w:val="single" w:sz="4" w:space="0" w:color="CBCBCB"/>
+              <w:left w:val="single" w:sz="4" w:space="0" w:color="CBCBCB"/>
+              <w:bottom w:val="single" w:sz="4" w:space="0" w:color="CBCBCB"/>
+              <w:right w:val="single" w:sz="4" w:space="0" w:color="CBCBCB"/>
+            </w:tcBorders>
+          </w:tcPr>
+          <w:p>
+            <w:r>
+              <w:rPr>
+                <w:sz w:val="20"/>
+              </w:rPr>
+              <w:t>---</w:t>
+            </w:r>
+          </w:p>
+        </w:tc>
+        <w:tc>
+          <w:tcPr>
+            <w:tcW w:type="dxa" w:w="3230"/>
+            <w:tcBorders>
+              <w:top w:val="single" w:sz="4" w:space="0" w:color="CBCBCB"/>
+              <w:left w:val="single" w:sz="4" w:space="0" w:color="CBCBCB"/>
+              <w:bottom w:val="single" w:sz="4" w:space="0" w:color="CBCBCB"/>
+              <w:right w:val="single" w:sz="4" w:space="0" w:color="CBCBCB"/>
+            </w:tcBorders>
+          </w:tcPr>
+          <w:p>
+            <w:r>
+              <w:rPr>
+                <w:sz w:val="20"/>
+              </w:rPr>
+              <w:t>---</w:t>
+            </w:r>
+          </w:p>
+        </w:tc>
+        <w:tc>
+          <w:tcPr>
+            <w:tcW w:type="dxa" w:w="3230"/>
+            <w:tcBorders>
+              <w:top w:val="single" w:sz="4" w:space="0" w:color="CBCBCB"/>
+              <w:left w:val="single" w:sz="4" w:space="0" w:color="CBCBCB"/>
+              <w:bottom w:val="single" w:sz="4" w:space="0" w:color="CBCBCB"/>
+              <w:right w:val="single" w:sz="4" w:space="0" w:color="CBCBCB"/>
+            </w:tcBorders>
+          </w:tcPr>
+          <w:p>
+            <w:r>
+              <w:rPr>
+                <w:sz w:val="20"/>
+              </w:rPr>
+              <w:t>---</w:t>
+            </w:r>
+          </w:p>
+        </w:tc>
+      </w:tr>
+      <w:tr>
+        <w:tc>
+          <w:tcPr>
+            <w:tcW w:type="dxa" w:w="3230"/>
+            <w:shd w:val="clear" w:color="auto" w:fill="B8B3D6"/>
+            <w:tcBorders>
+              <w:top w:val="single" w:sz="4" w:space="0" w:color="CBCBCB"/>
+              <w:left w:val="single" w:sz="4" w:space="0" w:color="CBCBCB"/>
+              <w:bottom w:val="single" w:sz="4" w:space="0" w:color="CBCBCB"/>
+              <w:right w:val="single" w:sz="4" w:space="0" w:color="CBCBCB"/>
+            </w:tcBorders>
+          </w:tcPr>
+          <w:p>
+            <w:r>
+              <w:rPr>
+                <w:i/>
+                <w:sz w:val="20"/>
+              </w:rPr>
+              <w:t>(không prefix)</w:t>
+            </w:r>
+          </w:p>
+        </w:tc>
+        <w:tc>
+          <w:tcPr>
+            <w:tcW w:type="dxa" w:w="3230"/>
+            <w:shd w:val="clear" w:color="auto" w:fill="B8B3D6"/>
+            <w:tcBorders>
+              <w:top w:val="single" w:sz="4" w:space="0" w:color="CBCBCB"/>
+              <w:left w:val="single" w:sz="4" w:space="0" w:color="CBCBCB"/>
+              <w:bottom w:val="single" w:sz="4" w:space="0" w:color="CBCBCB"/>
+              <w:right w:val="single" w:sz="4" w:space="0" w:color="CBCBCB"/>
+            </w:tcBorders>
+          </w:tcPr>
+          <w:p>
+            <w:r>
+              <w:rPr>
+                <w:sz w:val="20"/>
+              </w:rPr>
+              <w:t>Required — cần sửa</w:t>
+            </w:r>
+          </w:p>
+        </w:tc>
+        <w:tc>
+          <w:tcPr>
+            <w:tcW w:type="dxa" w:w="3230"/>
+            <w:shd w:val="clear" w:color="auto" w:fill="B8B3D6"/>
+            <w:tcBorders>
+              <w:top w:val="single" w:sz="4" w:space="0" w:color="CBCBCB"/>
+              <w:left w:val="single" w:sz="4" w:space="0" w:color="CBCBCB"/>
+              <w:bottom w:val="single" w:sz="4" w:space="0" w:color="CBCBCB"/>
+              <w:right w:val="single" w:sz="4" w:space="0" w:color="CBCBCB"/>
+            </w:tcBorders>
+          </w:tcPr>
+          <w:p>
+            <w:r>
+              <w:rPr>
+                <w:sz w:val="20"/>
+              </w:rPr>
+              <w:t>PHẢI sửa trước khi merge</w:t>
+            </w:r>
+          </w:p>
+        </w:tc>
+      </w:tr>
+      <w:tr>
+        <w:tc>
+          <w:tcPr>
+            <w:tcW w:type="dxa" w:w="3230"/>
+            <w:tcBorders>
+              <w:top w:val="single" w:sz="4" w:space="0" w:color="CBCBCB"/>
+              <w:left w:val="single" w:sz="4" w:space="0" w:color="CBCBCB"/>
+              <w:bottom w:val="single" w:sz="4" w:space="0" w:color="CBCBCB"/>
+              <w:right w:val="single" w:sz="4" w:space="0" w:color="CBCBCB"/>
+            </w:tcBorders>
+          </w:tcPr>
+          <w:p>
+            <w:r>
+              <w:rPr>
+                <w:b/>
+                <w:sz w:val="20"/>
+              </w:rPr>
+              <w:t>Critical:</w:t>
+            </w:r>
+          </w:p>
+        </w:tc>
+        <w:tc>
+          <w:tcPr>
+            <w:tcW w:type="dxa" w:w="3230"/>
+            <w:tcBorders>
+              <w:top w:val="single" w:sz="4" w:space="0" w:color="CBCBCB"/>
+              <w:left w:val="single" w:sz="4" w:space="0" w:color="CBCBCB"/>
+              <w:bottom w:val="single" w:sz="4" w:space="0" w:color="CBCBCB"/>
+              <w:right w:val="single" w:sz="4" w:space="0" w:color="CBCBCB"/>
+            </w:tcBorders>
+          </w:tcPr>
+          <w:p>
+            <w:r>
+              <w:rPr>
+                <w:sz w:val="20"/>
+              </w:rPr>
+              <w:t>Chặn merge (security hole, mất dữ liệu, vỡ chức năng)</w:t>
+            </w:r>
+          </w:p>
+        </w:tc>
+        <w:tc>
+          <w:tcPr>
+            <w:tcW w:type="dxa" w:w="3230"/>
+            <w:tcBorders>
+              <w:top w:val="single" w:sz="4" w:space="0" w:color="CBCBCB"/>
+              <w:left w:val="single" w:sz="4" w:space="0" w:color="CBCBCB"/>
+              <w:bottom w:val="single" w:sz="4" w:space="0" w:color="CBCBCB"/>
+              <w:right w:val="single" w:sz="4" w:space="0" w:color="CBCBCB"/>
+            </w:tcBorders>
+          </w:tcPr>
+          <w:p>
+            <w:r>
+              <w:rPr>
+                <w:sz w:val="20"/>
+              </w:rPr>
+              <w:t>PHẢI sửa, không thương lượng</w:t>
+            </w:r>
+          </w:p>
+        </w:tc>
+      </w:tr>
+      <w:tr>
+        <w:tc>
+          <w:tcPr>
+            <w:tcW w:type="dxa" w:w="3230"/>
+            <w:shd w:val="clear" w:color="auto" w:fill="B8B3D6"/>
+            <w:tcBorders>
+              <w:top w:val="single" w:sz="4" w:space="0" w:color="CBCBCB"/>
+              <w:left w:val="single" w:sz="4" w:space="0" w:color="CBCBCB"/>
+              <w:bottom w:val="single" w:sz="4" w:space="0" w:color="CBCBCB"/>
+              <w:right w:val="single" w:sz="4" w:space="0" w:color="CBCBCB"/>
+            </w:tcBorders>
+          </w:tcPr>
+          <w:p>
+            <w:r>
+              <w:rPr>
+                <w:b/>
+                <w:sz w:val="20"/>
+              </w:rPr>
+              <w:t>Nit:</w:t>
+            </w:r>
+          </w:p>
+        </w:tc>
+        <w:tc>
+          <w:tcPr>
+            <w:tcW w:type="dxa" w:w="3230"/>
+            <w:shd w:val="clear" w:color="auto" w:fill="B8B3D6"/>
+            <w:tcBorders>
+              <w:top w:val="single" w:sz="4" w:space="0" w:color="CBCBCB"/>
+              <w:left w:val="single" w:sz="4" w:space="0" w:color="CBCBCB"/>
+              <w:bottom w:val="single" w:sz="4" w:space="0" w:color="CBCBCB"/>
+              <w:right w:val="single" w:sz="4" w:space="0" w:color="CBCBCB"/>
+            </w:tcBorders>
+          </w:tcPr>
+          <w:p>
+            <w:r>
+              <w:rPr>
+                <w:sz w:val="20"/>
+              </w:rPr>
+              <w:t>Nhỏ, không bắt buộc</w:t>
+            </w:r>
+          </w:p>
+        </w:tc>
+        <w:tc>
+          <w:tcPr>
+            <w:tcW w:type="dxa" w:w="3230"/>
+            <w:shd w:val="clear" w:color="auto" w:fill="B8B3D6"/>
+            <w:tcBorders>
+              <w:top w:val="single" w:sz="4" w:space="0" w:color="CBCBCB"/>
+              <w:left w:val="single" w:sz="4" w:space="0" w:color="CBCBCB"/>
+              <w:bottom w:val="single" w:sz="4" w:space="0" w:color="CBCBCB"/>
+              <w:right w:val="single" w:sz="4" w:space="0" w:color="CBCBCB"/>
+            </w:tcBorders>
+          </w:tcPr>
+          <w:p>
+            <w:r>
+              <w:rPr>
+                <w:sz w:val="20"/>
+              </w:rPr>
+              <w:t>Tùy chọn, có thể bỏ qua</w:t>
+            </w:r>
+          </w:p>
+        </w:tc>
+      </w:tr>
+      <w:tr>
+        <w:tc>
+          <w:tcPr>
+            <w:tcW w:type="dxa" w:w="3230"/>
+            <w:tcBorders>
+              <w:top w:val="single" w:sz="4" w:space="0" w:color="CBCBCB"/>
+              <w:left w:val="single" w:sz="4" w:space="0" w:color="CBCBCB"/>
+              <w:bottom w:val="single" w:sz="4" w:space="0" w:color="CBCBCB"/>
+              <w:right w:val="single" w:sz="4" w:space="0" w:color="CBCBCB"/>
+            </w:tcBorders>
+          </w:tcPr>
+          <w:p>
+            <w:r>
+              <w:rPr>
+                <w:b/>
+                <w:sz w:val="20"/>
+              </w:rPr>
+              <w:t>Optional:</w:t>
+            </w:r>
+          </w:p>
+        </w:tc>
+        <w:tc>
+          <w:tcPr>
+            <w:tcW w:type="dxa" w:w="3230"/>
+            <w:tcBorders>
+              <w:top w:val="single" w:sz="4" w:space="0" w:color="CBCBCB"/>
+              <w:left w:val="single" w:sz="4" w:space="0" w:color="CBCBCB"/>
+              <w:bottom w:val="single" w:sz="4" w:space="0" w:color="CBCBCB"/>
+              <w:right w:val="single" w:sz="4" w:space="0" w:color="CBCBCB"/>
+            </w:tcBorders>
+          </w:tcPr>
+          <w:p>
+            <w:r>
+              <w:rPr>
+                <w:sz w:val="20"/>
+              </w:rPr>
+              <w:t>Đáng cân nhắc nhưng không bắt buộc</w:t>
+            </w:r>
+          </w:p>
+        </w:tc>
+        <w:tc>
+          <w:tcPr>
+            <w:tcW w:type="dxa" w:w="3230"/>
+            <w:tcBorders>
+              <w:top w:val="single" w:sz="4" w:space="0" w:color="CBCBCB"/>
+              <w:left w:val="single" w:sz="4" w:space="0" w:color="CBCBCB"/>
+              <w:bottom w:val="single" w:sz="4" w:space="0" w:color="CBCBCB"/>
+              <w:right w:val="single" w:sz="4" w:space="0" w:color="CBCBCB"/>
+            </w:tcBorders>
+          </w:tcPr>
+          <w:p>
+            <w:r>
+              <w:rPr>
+                <w:sz w:val="20"/>
+              </w:rPr>
+              <w:t>Tùy developer quyết định</w:t>
+            </w:r>
+          </w:p>
+        </w:tc>
+      </w:tr>
+      <w:tr>
+        <w:tc>
+          <w:tcPr>
+            <w:tcW w:type="dxa" w:w="3230"/>
+            <w:shd w:val="clear" w:color="auto" w:fill="B8B3D6"/>
+            <w:tcBorders>
+              <w:top w:val="single" w:sz="4" w:space="0" w:color="CBCBCB"/>
+              <w:left w:val="single" w:sz="4" w:space="0" w:color="CBCBCB"/>
+              <w:bottom w:val="single" w:sz="4" w:space="0" w:color="CBCBCB"/>
+              <w:right w:val="single" w:sz="4" w:space="0" w:color="CBCBCB"/>
+            </w:tcBorders>
+          </w:tcPr>
+          <w:p>
+            <w:r>
+              <w:rPr>
+                <w:b/>
+                <w:sz w:val="20"/>
+              </w:rPr>
+              <w:t>FYI:</w:t>
+            </w:r>
+          </w:p>
+        </w:tc>
+        <w:tc>
+          <w:tcPr>
+            <w:tcW w:type="dxa" w:w="3230"/>
+            <w:shd w:val="clear" w:color="auto" w:fill="B8B3D6"/>
+            <w:tcBorders>
+              <w:top w:val="single" w:sz="4" w:space="0" w:color="CBCBCB"/>
+              <w:left w:val="single" w:sz="4" w:space="0" w:color="CBCBCB"/>
+              <w:bottom w:val="single" w:sz="4" w:space="0" w:color="CBCBCB"/>
+              <w:right w:val="single" w:sz="4" w:space="0" w:color="CBCBCB"/>
+            </w:tcBorders>
+          </w:tcPr>
+          <w:p>
+            <w:r>
+              <w:rPr>
+                <w:sz w:val="20"/>
+              </w:rPr>
+              <w:t>Chỉ để thông tin</w:t>
+            </w:r>
+          </w:p>
+        </w:tc>
+        <w:tc>
+          <w:tcPr>
+            <w:tcW w:type="dxa" w:w="3230"/>
+            <w:shd w:val="clear" w:color="auto" w:fill="B8B3D6"/>
+            <w:tcBorders>
+              <w:top w:val="single" w:sz="4" w:space="0" w:color="CBCBCB"/>
+              <w:left w:val="single" w:sz="4" w:space="0" w:color="CBCBCB"/>
+              <w:bottom w:val="single" w:sz="4" w:space="0" w:color="CBCBCB"/>
+              <w:right w:val="single" w:sz="4" w:space="0" w:color="CBCBCB"/>
+            </w:tcBorders>
+          </w:tcPr>
+          <w:p>
+            <w:r>
+              <w:rPr>
+                <w:sz w:val="20"/>
+              </w:rPr>
+              <w:t>Không cần hành động</w:t>
+            </w:r>
+          </w:p>
+        </w:tc>
+      </w:tr>
+    </w:tbl>
+    <w:p/>
+    <w:p>
+      <w:pPr>
+        <w:spacing w:before="40" w:after="40"/>
+        <w:ind w:left="567"/>
+        <w:pBdr>
+          <w:left w:val="single" w:sz="12" w:space="10" w:color="F05922"/>
+        </w:pBdr>
+      </w:pPr>
+      <w:r>
+        <w:rPr>
+          <w:color w:val="4A3F8C"/>
+        </w:rPr>
+        <w:t>Không chôn 1 vấn đề thật dưới hàng loạt comment cosmetic (Nit) — vài comment có độ tin cậy cao tốt hơn danh sách dài dàn trải.</w:t>
+      </w:r>
+    </w:p>
+    <w:p>
+      <w:pPr>
         <w:pStyle w:val="Heading2"/>
         <w:spacing w:before="200" w:after="80"/>
       </w:pPr>
@@ -501,6 +1022,38 @@
           <w:sz w:val="28"/>
         </w:rPr>
         <w:t>Technical Design Doc format</w:t>
+      </w:r>
+    </w:p>
+    <w:p>
+      <w:pPr>
+        <w:spacing w:after="80"/>
+      </w:pPr>
+      <w:r>
+        <w:rPr>
+          <w:sz w:val="21"/>
+        </w:rPr>
+        <w:t>Trước khi viết TDD, hiển thị giả định đang đặt ra để user/PM xác nhận lại nếu sai:</w:t>
+      </w:r>
+    </w:p>
+    <w:p>
+      <w:pPr>
+        <w:spacing w:before="80" w:after="80"/>
+        <w:ind w:left="283"/>
+        <w:shd w:val="clear" w:color="auto" w:fill="F4F4F8"/>
+      </w:pPr>
+      <w:r>
+        <w:rPr>
+          <w:rFonts w:ascii="Courier New" w:hAnsi="Courier New"/>
+          <w:color w:val="251C53"/>
+          <w:sz w:val="18"/>
+        </w:rPr>
+        <w:t>ASSUMPTIONS I'M MAKING:</w:t>
+        <w:br/>
+        <w:t>1. [giả định về phạm vi kỹ thuật]</w:t>
+        <w:br/>
+        <w:t>2. [giả định về constraint/hạ tầng sẵn có]</w:t>
+        <w:br/>
+        <w:t>→ Xác nhận lại ngay hoặc tôi sẽ tiếp tục thiết kế theo các giả định này.</w:t>
       </w:r>
     </w:p>
     <w:p>
@@ -534,6 +1087,323 @@
         <w:t>| ID | Tên | Owner | Estimate | Phụ thuộc |</w:t>
       </w:r>
     </w:p>
+    <w:p>
+      <w:pPr>
+        <w:pStyle w:val="Heading2"/>
+        <w:spacing w:before="200" w:after="80"/>
+      </w:pPr>
+      <w:r>
+        <w:rPr>
+          <w:color w:val="F05922"/>
+          <w:sz w:val="28"/>
+        </w:rPr>
+        <w:t>Red Flags (lý do hay bỏ qua review/design — dừng lại nhìn nhận khi thấy)</w:t>
+      </w:r>
+    </w:p>
+    <w:tbl>
+      <w:tblPr>
+        <w:tblStyle w:val="TableGrid"/>
+        <w:tblW w:type="auto" w:w="0"/>
+        <w:tblLook w:firstColumn="1" w:firstRow="1" w:lastColumn="0" w:lastRow="0" w:noHBand="0" w:noVBand="1" w:val="04A0"/>
+      </w:tblPr>
+      <w:tblGrid>
+        <w:gridCol w:w="4844"/>
+        <w:gridCol w:w="4844"/>
+      </w:tblGrid>
+      <w:tr>
+        <w:tc>
+          <w:tcPr>
+            <w:tcW w:type="dxa" w:w="4844"/>
+            <w:shd w:val="clear" w:color="auto" w:fill="251C53"/>
+            <w:tcBorders>
+              <w:top w:val="single" w:sz="4" w:space="0" w:color="251C53"/>
+              <w:left w:val="single" w:sz="4" w:space="0" w:color="251C53"/>
+              <w:bottom w:val="single" w:sz="4" w:space="0" w:color="251C53"/>
+              <w:right w:val="single" w:sz="4" w:space="0" w:color="251C53"/>
+            </w:tcBorders>
+          </w:tcPr>
+          <w:p>
+            <w:r>
+              <w:rPr>
+                <w:b/>
+                <w:color w:val="FFFFFF"/>
+                <w:sz w:val="20"/>
+              </w:rPr>
+              <w:t>Thought</w:t>
+            </w:r>
+          </w:p>
+        </w:tc>
+        <w:tc>
+          <w:tcPr>
+            <w:tcW w:type="dxa" w:w="4844"/>
+            <w:shd w:val="clear" w:color="auto" w:fill="251C53"/>
+            <w:tcBorders>
+              <w:top w:val="single" w:sz="4" w:space="0" w:color="251C53"/>
+              <w:left w:val="single" w:sz="4" w:space="0" w:color="251C53"/>
+              <w:bottom w:val="single" w:sz="4" w:space="0" w:color="251C53"/>
+              <w:right w:val="single" w:sz="4" w:space="0" w:color="251C53"/>
+            </w:tcBorders>
+          </w:tcPr>
+          <w:p>
+            <w:r>
+              <w:rPr>
+                <w:b/>
+                <w:color w:val="FFFFFF"/>
+                <w:sz w:val="20"/>
+              </w:rPr>
+              <w:t>Reality</w:t>
+            </w:r>
+          </w:p>
+        </w:tc>
+      </w:tr>
+      <w:tr>
+        <w:tc>
+          <w:tcPr>
+            <w:tcW w:type="dxa" w:w="4844"/>
+            <w:tcBorders>
+              <w:top w:val="single" w:sz="4" w:space="0" w:color="CBCBCB"/>
+              <w:left w:val="single" w:sz="4" w:space="0" w:color="CBCBCB"/>
+              <w:bottom w:val="single" w:sz="4" w:space="0" w:color="CBCBCB"/>
+              <w:right w:val="single" w:sz="4" w:space="0" w:color="CBCBCB"/>
+            </w:tcBorders>
+          </w:tcPr>
+          <w:p>
+            <w:r>
+              <w:rPr>
+                <w:sz w:val="20"/>
+              </w:rPr>
+              <w:t>---------</w:t>
+            </w:r>
+          </w:p>
+        </w:tc>
+        <w:tc>
+          <w:tcPr>
+            <w:tcW w:type="dxa" w:w="4844"/>
+            <w:tcBorders>
+              <w:top w:val="single" w:sz="4" w:space="0" w:color="CBCBCB"/>
+              <w:left w:val="single" w:sz="4" w:space="0" w:color="CBCBCB"/>
+              <w:bottom w:val="single" w:sz="4" w:space="0" w:color="CBCBCB"/>
+              <w:right w:val="single" w:sz="4" w:space="0" w:color="CBCBCB"/>
+            </w:tcBorders>
+          </w:tcPr>
+          <w:p>
+            <w:r>
+              <w:rPr>
+                <w:sz w:val="20"/>
+              </w:rPr>
+              <w:t>---------</w:t>
+            </w:r>
+          </w:p>
+        </w:tc>
+      </w:tr>
+      <w:tr>
+        <w:tc>
+          <w:tcPr>
+            <w:tcW w:type="dxa" w:w="4844"/>
+            <w:shd w:val="clear" w:color="auto" w:fill="B8B3D6"/>
+            <w:tcBorders>
+              <w:top w:val="single" w:sz="4" w:space="0" w:color="CBCBCB"/>
+              <w:left w:val="single" w:sz="4" w:space="0" w:color="CBCBCB"/>
+              <w:bottom w:val="single" w:sz="4" w:space="0" w:color="CBCBCB"/>
+              <w:right w:val="single" w:sz="4" w:space="0" w:color="CBCBCB"/>
+            </w:tcBorders>
+          </w:tcPr>
+          <w:p>
+            <w:r>
+              <w:rPr>
+                <w:sz w:val="20"/>
+              </w:rPr>
+              <w:t>"CI xanh và trông ổn, approve thôi"</w:t>
+            </w:r>
+          </w:p>
+        </w:tc>
+        <w:tc>
+          <w:tcPr>
+            <w:tcW w:type="dxa" w:w="4844"/>
+            <w:shd w:val="clear" w:color="auto" w:fill="B8B3D6"/>
+            <w:tcBorders>
+              <w:top w:val="single" w:sz="4" w:space="0" w:color="CBCBCB"/>
+              <w:left w:val="single" w:sz="4" w:space="0" w:color="CBCBCB"/>
+              <w:bottom w:val="single" w:sz="4" w:space="0" w:color="CBCBCB"/>
+              <w:right w:val="single" w:sz="4" w:space="0" w:color="CBCBCB"/>
+            </w:tcBorders>
+          </w:tcPr>
+          <w:p>
+            <w:r>
+              <w:rPr>
+                <w:sz w:val="20"/>
+              </w:rPr>
+              <w:t>CI pass không đọc code. Review có nghĩa là đọc diff thực sự — không phải click Approve khi test xanh và không ai phản đối.</w:t>
+            </w:r>
+          </w:p>
+        </w:tc>
+      </w:tr>
+      <w:tr>
+        <w:tc>
+          <w:tcPr>
+            <w:tcW w:type="dxa" w:w="4844"/>
+            <w:tcBorders>
+              <w:top w:val="single" w:sz="4" w:space="0" w:color="CBCBCB"/>
+              <w:left w:val="single" w:sz="4" w:space="0" w:color="CBCBCB"/>
+              <w:bottom w:val="single" w:sz="4" w:space="0" w:color="CBCBCB"/>
+              <w:right w:val="single" w:sz="4" w:space="0" w:color="CBCBCB"/>
+            </w:tcBorders>
+          </w:tcPr>
+          <w:p>
+            <w:r>
+              <w:rPr>
+                <w:sz w:val="20"/>
+              </w:rPr>
+              <w:t>"Test pass là đủ, không cần đọc logic thay đổi"</w:t>
+            </w:r>
+          </w:p>
+        </w:tc>
+        <w:tc>
+          <w:tcPr>
+            <w:tcW w:type="dxa" w:w="4844"/>
+            <w:tcBorders>
+              <w:top w:val="single" w:sz="4" w:space="0" w:color="CBCBCB"/>
+              <w:left w:val="single" w:sz="4" w:space="0" w:color="CBCBCB"/>
+              <w:bottom w:val="single" w:sz="4" w:space="0" w:color="CBCBCB"/>
+              <w:right w:val="single" w:sz="4" w:space="0" w:color="CBCBCB"/>
+            </w:tcBorders>
+          </w:tcPr>
+          <w:p>
+            <w:r>
+              <w:rPr>
+                <w:sz w:val="20"/>
+              </w:rPr>
+              <w:t>Bug thường nằm ở logic edge case, không phải ở độ phủ coverage. Đọc diff là trách nhiệm không thể ủy quyền cho CI.</w:t>
+            </w:r>
+          </w:p>
+        </w:tc>
+      </w:tr>
+      <w:tr>
+        <w:tc>
+          <w:tcPr>
+            <w:tcW w:type="dxa" w:w="4844"/>
+            <w:shd w:val="clear" w:color="auto" w:fill="B8B3D6"/>
+            <w:tcBorders>
+              <w:top w:val="single" w:sz="4" w:space="0" w:color="CBCBCB"/>
+              <w:left w:val="single" w:sz="4" w:space="0" w:color="CBCBCB"/>
+              <w:bottom w:val="single" w:sz="4" w:space="0" w:color="CBCBCB"/>
+              <w:right w:val="single" w:sz="4" w:space="0" w:color="CBCBCB"/>
+            </w:tcBorders>
+          </w:tcPr>
+          <w:p>
+            <w:r>
+              <w:rPr>
+                <w:sz w:val="20"/>
+              </w:rPr>
+              <w:t>"Viết TDD sau khi code xong cũng được"</w:t>
+            </w:r>
+          </w:p>
+        </w:tc>
+        <w:tc>
+          <w:tcPr>
+            <w:tcW w:type="dxa" w:w="4844"/>
+            <w:shd w:val="clear" w:color="auto" w:fill="B8B3D6"/>
+            <w:tcBorders>
+              <w:top w:val="single" w:sz="4" w:space="0" w:color="CBCBCB"/>
+              <w:left w:val="single" w:sz="4" w:space="0" w:color="CBCBCB"/>
+              <w:bottom w:val="single" w:sz="4" w:space="0" w:color="CBCBCB"/>
+              <w:right w:val="single" w:sz="4" w:space="0" w:color="CBCBCB"/>
+            </w:tcBorders>
+          </w:tcPr>
+          <w:p>
+            <w:r>
+              <w:rPr>
+                <w:sz w:val="20"/>
+              </w:rPr>
+              <w:t>TDD viết sau là tài liệu hóa ngược — mất giá trị định hướng và không ai có cơ hội review design trước khi code đã chạy.</w:t>
+            </w:r>
+          </w:p>
+        </w:tc>
+      </w:tr>
+      <w:tr>
+        <w:tc>
+          <w:tcPr>
+            <w:tcW w:type="dxa" w:w="4844"/>
+            <w:tcBorders>
+              <w:top w:val="single" w:sz="4" w:space="0" w:color="CBCBCB"/>
+              <w:left w:val="single" w:sz="4" w:space="0" w:color="CBCBCB"/>
+              <w:bottom w:val="single" w:sz="4" w:space="0" w:color="CBCBCB"/>
+              <w:right w:val="single" w:sz="4" w:space="0" w:color="CBCBCB"/>
+            </w:tcBorders>
+          </w:tcPr>
+          <w:p>
+            <w:r>
+              <w:rPr>
+                <w:sz w:val="20"/>
+              </w:rPr>
+              <w:t>"Task breakdown khỏi estimate, cứ bắt đầu"</w:t>
+            </w:r>
+          </w:p>
+        </w:tc>
+        <w:tc>
+          <w:tcPr>
+            <w:tcW w:type="dxa" w:w="4844"/>
+            <w:tcBorders>
+              <w:top w:val="single" w:sz="4" w:space="0" w:color="CBCBCB"/>
+              <w:left w:val="single" w:sz="4" w:space="0" w:color="CBCBCB"/>
+              <w:bottom w:val="single" w:sz="4" w:space="0" w:color="CBCBCB"/>
+              <w:right w:val="single" w:sz="4" w:space="0" w:color="CBCBCB"/>
+            </w:tcBorders>
+          </w:tcPr>
+          <w:p>
+            <w:r>
+              <w:rPr>
+                <w:sz w:val="20"/>
+              </w:rPr>
+              <w:t>Không estimate = không biết scope thật. Task có thể phình 3x mà không ai cảnh báo được kịp để điều chỉnh timeline.</w:t>
+            </w:r>
+          </w:p>
+        </w:tc>
+      </w:tr>
+      <w:tr>
+        <w:tc>
+          <w:tcPr>
+            <w:tcW w:type="dxa" w:w="4844"/>
+            <w:shd w:val="clear" w:color="auto" w:fill="B8B3D6"/>
+            <w:tcBorders>
+              <w:top w:val="single" w:sz="4" w:space="0" w:color="CBCBCB"/>
+              <w:left w:val="single" w:sz="4" w:space="0" w:color="CBCBCB"/>
+              <w:bottom w:val="single" w:sz="4" w:space="0" w:color="CBCBCB"/>
+              <w:right w:val="single" w:sz="4" w:space="0" w:color="CBCBCB"/>
+            </w:tcBorders>
+          </w:tcPr>
+          <w:p>
+            <w:r>
+              <w:rPr>
+                <w:sz w:val="20"/>
+              </w:rPr>
+              <w:t>"Dev tự merge PR mình tiết kiệm thời gian"</w:t>
+            </w:r>
+          </w:p>
+        </w:tc>
+        <w:tc>
+          <w:tcPr>
+            <w:tcW w:type="dxa" w:w="4844"/>
+            <w:shd w:val="clear" w:color="auto" w:fill="B8B3D6"/>
+            <w:tcBorders>
+              <w:top w:val="single" w:sz="4" w:space="0" w:color="CBCBCB"/>
+              <w:left w:val="single" w:sz="4" w:space="0" w:color="CBCBCB"/>
+              <w:bottom w:val="single" w:sz="4" w:space="0" w:color="CBCBCB"/>
+              <w:right w:val="single" w:sz="4" w:space="0" w:color="CBCBCB"/>
+            </w:tcBorders>
+          </w:tcPr>
+          <w:p>
+            <w:r>
+              <w:rPr>
+                <w:sz w:val="20"/>
+              </w:rPr>
+              <w:t>Self-merge vi phạm Two-Eyes §8 CLAUDE.md. Không có reviewer độc lập = không có safety net cho lỗi của chính người tạo ra PR.</w:t>
+            </w:r>
+          </w:p>
+        </w:tc>
+      </w:tr>
+    </w:tbl>
+    <w:p/>
     <w:p>
       <w:pPr>
         <w:pStyle w:val="Heading2"/>
